--- a/test-summary/Test_Summary_Report.docx
+++ b/test-summary/Test_Summary_Report.docx
@@ -49,7 +49,7 @@
                 <w:b/>
                 <w:sz w:val="19"/>
               </w:rPr>
-              <w:t>Testing</w:t>
+              <w:t>Testing Type</w:t>
             </w:r>
           </w:p>
         </w:tc>
@@ -67,7 +67,7 @@
                 <w:rFonts w:ascii="Arial" w:hAnsi="Arial"/>
                 <w:sz w:val="19"/>
               </w:rPr>
-              <w:t>Manual testing</w:t>
+              <w:t>Manual Testing</w:t>
             </w:r>
           </w:p>
         </w:tc>
@@ -393,7 +393,7 @@
                 <w:rFonts w:ascii="Arial" w:hAnsi="Arial"/>
                 <w:sz w:val="19"/>
               </w:rPr>
-              <w:t>Blocked Test Cases</w:t>
+              <w:t>Failed Test Cases</w:t>
             </w:r>
           </w:p>
         </w:tc>
@@ -533,7 +533,7 @@
         <w:pStyle w:val="Heading1"/>
       </w:pPr>
       <w:r>
-        <w:t>5. Blocked Test</w:t>
+        <w:t>5. Failed Test</w:t>
       </w:r>
     </w:p>
     <w:p>
@@ -541,7 +541,7 @@
         <w:spacing w:after="80"/>
       </w:pPr>
       <w:r>
-        <w:t>Password recovery with a registered email was blocked because the recovery email was not received in the public demo environment.</w:t>
+        <w:t>Password recovery with a registered email failed because the recovery email was not received.</w:t>
       </w:r>
     </w:p>
     <w:p>
@@ -589,7 +589,7 @@
         <w:spacing w:after="80"/>
       </w:pPr>
       <w:r>
-        <w:t>The main customer functions of the nopCommerce demo store were tested successfully. Most tested scenarios worked as expected. Found issues were documented in Bug Reports, and one password recovery test remained blocked because email delivery was not available.</w:t>
+        <w:t>The main customer functions of the nopCommerce demo store were tested successfully. Most tested scenarios worked as expected. Found issues were documented in Bug Reports, and one password recovery test failed because the recovery email was not received.</w:t>
       </w:r>
     </w:p>
     <w:sectPr>
